--- a/Resources/落日回响·rap版.docx
+++ b/Resources/落日回响·rap版.docx
@@ -58,18 +58,18 @@
           <w:sz w:val="22"/>
           <w:shd w:fill="FFFFFF" w:val="clear"/>
         </w:rPr>
-        <w:t xml:space="preserve">520”</w:t>
-      </w:r>
-      <w:r>
-        <w:rPr>
-          <w:rFonts w:ascii="宋体" w:hAnsi="宋体" w:cs="宋体" w:eastAsia="宋体"/>
-          <w:color w:val="212529"/>
-          <w:spacing w:val="0"/>
-          <w:position w:val="0"/>
-          <w:sz w:val="22"/>
-          <w:shd w:fill="FFFFFF" w:val="clear"/>
-        </w:rPr>
-        <w:t xml:space="preserve">告别献礼）</w:t>
+        <w:t xml:space="preserve">520</w:t>
+      </w:r>
+      <w:r>
+        <w:rPr>
+          <w:rFonts w:ascii="宋体" w:hAnsi="宋体" w:cs="宋体" w:eastAsia="宋体"/>
+          <w:color w:val="212529"/>
+          <w:spacing w:val="0"/>
+          <w:position w:val="0"/>
+          <w:sz w:val="22"/>
+          <w:shd w:fill="FFFFFF" w:val="clear"/>
+        </w:rPr>
+        <w:t xml:space="preserve">”告别献礼）</w:t>
       </w:r>
     </w:p>
     <w:p>
@@ -280,7 +280,7 @@
           <w:sz w:val="22"/>
           <w:shd w:fill="FFFFFF" w:val="clear"/>
         </w:rPr>
-        <w:t xml:space="preserve">她的身影矗立在街上</w:t>
+        <w:t xml:space="preserve">他的身影矗立在街上</w:t>
       </w:r>
     </w:p>
     <w:p>
